--- a/reports/entrega_parcial_1.docx
+++ b/reports/entrega_parcial_1.docx
@@ -551,7 +551,7 @@
         <w:pStyle w:val="BodyText"/>
       </w:pPr>
       <w:r>
-        <w:t xml:space="preserve">Detalhamento completo da EDA, incluindo padrão de nulos e correlações, em</w:t>
+        <w:t xml:space="preserve">Este documento é o relatório oficial desta entrega. O detalhamento técnico da EDA — padrão de nulos, correlações e o registro completo das features — está em</w:t>
       </w:r>
       <w:r>
         <w:t xml:space="preserve"> </w:t>
@@ -578,7 +578,7 @@
         <w:t xml:space="preserve">reports/eda_summary.txt</w:t>
       </w:r>
       <w:r>
-        <w:t xml:space="preserve">.</w:t>
+        <w:t xml:space="preserve">, que funcionam como evidência de apoio e não como relatórios independentes.</w:t>
       </w:r>
     </w:p>
     <w:p>
@@ -1602,7 +1602,7 @@
         <w:t xml:space="preserve"> </w:t>
       </w:r>
       <w:r>
-        <w:t xml:space="preserve">— 3.083 fraudes, taxa base 3,480%:</w:t>
+        <w:t xml:space="preserve">— 3.083 fraudes, taxa base 3,480%. Reportamos as duas estratégias, já que empataram na validação:</w:t>
       </w:r>
     </w:p>
     <w:tbl>
@@ -1612,11 +1612,12 @@
         <w:tblLook w:firstRow="1" w:lastRow="0" w:firstColumn="0" w:lastColumn="0" w:noHBand="0" w:noVBand="0" w:val="0020"/>
       </w:tblPr>
       <w:tblGrid>
-        <w:gridCol w:w="1584"/>
-        <w:gridCol w:w="1584"/>
-        <w:gridCol w:w="1584"/>
-        <w:gridCol w:w="1584"/>
-        <w:gridCol w:w="1584"/>
+        <w:gridCol w:w="1320"/>
+        <w:gridCol w:w="1320"/>
+        <w:gridCol w:w="1320"/>
+        <w:gridCol w:w="1320"/>
+        <w:gridCol w:w="1320"/>
+        <w:gridCol w:w="1320"/>
       </w:tblGrid>
       <w:tr>
         <w:trPr>
@@ -1629,6 +1630,17 @@
               <w:pStyle w:val="Compact"/>
             </w:pPr>
             <w:r>
+              <w:t xml:space="preserve">Estratégia</w:t>
+            </w:r>
+          </w:p>
+        </w:tc>
+        <w:tc>
+          <w:tcPr/>
+          <w:p>
+            <w:pPr>
+              <w:pStyle w:val="Compact"/>
+            </w:pPr>
+            <w:r>
               <w:t xml:space="preserve">AUC-ROC</w:t>
             </w:r>
           </w:p>
@@ -1686,6 +1698,85 @@
               <w:pStyle w:val="Compact"/>
             </w:pPr>
             <w:r>
+              <w:t xml:space="preserve">Ponderação de classe</w:t>
+            </w:r>
+          </w:p>
+        </w:tc>
+        <w:tc>
+          <w:tcPr/>
+          <w:p>
+            <w:pPr>
+              <w:pStyle w:val="Compact"/>
+            </w:pPr>
+            <w:r>
+              <w:t xml:space="preserve">0,8289</w:t>
+            </w:r>
+          </w:p>
+        </w:tc>
+        <w:tc>
+          <w:tcPr/>
+          <w:p>
+            <w:pPr>
+              <w:pStyle w:val="Compact"/>
+            </w:pPr>
+            <w:r>
+              <w:t xml:space="preserve">0,1858</w:t>
+            </w:r>
+          </w:p>
+        </w:tc>
+        <w:tc>
+          <w:tcPr/>
+          <w:p>
+            <w:pPr>
+              <w:pStyle w:val="Compact"/>
+            </w:pPr>
+            <w:r>
+              <w:t xml:space="preserve">0,7032</w:t>
+            </w:r>
+          </w:p>
+        </w:tc>
+        <w:tc>
+          <w:tcPr/>
+          <w:p>
+            <w:pPr>
+              <w:pStyle w:val="Compact"/>
+            </w:pPr>
+            <w:r>
+              <w:t xml:space="preserve">0,1236</w:t>
+            </w:r>
+          </w:p>
+        </w:tc>
+        <w:tc>
+          <w:tcPr/>
+          <w:p>
+            <w:pPr>
+              <w:pStyle w:val="Compact"/>
+            </w:pPr>
+            <w:r>
+              <w:t xml:space="preserve">0,2102</w:t>
+            </w:r>
+          </w:p>
+        </w:tc>
+      </w:tr>
+      <w:tr>
+        <w:tc>
+          <w:tcPr/>
+          <w:p>
+            <w:pPr>
+              <w:pStyle w:val="Compact"/>
+            </w:pPr>
+            <w:r>
+              <w:t xml:space="preserve">SMOTE</w:t>
+            </w:r>
+          </w:p>
+        </w:tc>
+        <w:tc>
+          <w:tcPr/>
+          <w:p>
+            <w:pPr>
+              <w:pStyle w:val="Compact"/>
+            </w:pPr>
+            <w:r>
               <w:t xml:space="preserve">0,8234</w:t>
             </w:r>
           </w:p>
@@ -1736,6 +1827,14 @@
         </w:tc>
       </w:tr>
     </w:tbl>
+    <w:p>
+      <w:pPr>
+        <w:pStyle w:val="BodyText"/>
+      </w:pPr>
+      <w:r>
+        <w:t xml:space="preserve">O empate se confirma também no teste: 0,0018 de diferença em AUC-PR. A escolha da estratégia será feita pelos critérios secundários já descritos, e não por desempenho.</w:t>
+      </w:r>
+    </w:p>
     <w:p>
       <w:pPr>
         <w:pStyle w:val="BodyText"/>
@@ -1857,7 +1956,212 @@
         <w:t xml:space="preserve">só é observável por causa da divisão temporal</w:t>
       </w:r>
       <w:r>
-        <w:t xml:space="preserve">. Uma divisão aleatória teria misturado os períodos e reportado ~0,39 como desempenho do modelo — errando por um fator de dois. É evidência interna, produzida pelo próprio experimento, para a escolha metodológica adotada, e indica que um sistema como este exigiria retreino periódico em operação.</w:t>
+        <w:t xml:space="preserve">, e isso foi verificado experimentalmente. Rodamos um controle complementar com o mesmo modelo e os mesmos dados, mudando apenas a forma de dividir:</w:t>
+      </w:r>
+    </w:p>
+    <w:tbl>
+      <w:tblPr>
+        <w:tblStyle w:val="Table"/>
+        <w:tblW w:type="auto" w:w="0"/>
+        <w:tblLook w:firstRow="1" w:lastRow="0" w:firstColumn="0" w:lastColumn="0" w:noHBand="0" w:noVBand="0" w:val="0020"/>
+      </w:tblPr>
+      <w:tblGrid>
+        <w:gridCol w:w="2640"/>
+        <w:gridCol w:w="2640"/>
+        <w:gridCol w:w="2640"/>
+      </w:tblGrid>
+      <w:tr>
+        <w:trPr>
+          <w:tblHeader w:val="on"/>
+        </w:trPr>
+        <w:tc>
+          <w:tcPr/>
+          <w:p>
+            <w:pPr>
+              <w:pStyle w:val="Compact"/>
+            </w:pPr>
+          </w:p>
+        </w:tc>
+        <w:tc>
+          <w:tcPr/>
+          <w:p>
+            <w:pPr>
+              <w:pStyle w:val="Compact"/>
+            </w:pPr>
+            <w:r>
+              <w:t xml:space="preserve">Corte temporal</w:t>
+            </w:r>
+          </w:p>
+        </w:tc>
+        <w:tc>
+          <w:tcPr/>
+          <w:p>
+            <w:pPr>
+              <w:pStyle w:val="Compact"/>
+            </w:pPr>
+            <w:r>
+              <w:t xml:space="preserve">Divisão aleatória</w:t>
+            </w:r>
+          </w:p>
+        </w:tc>
+      </w:tr>
+      <w:tr>
+        <w:tc>
+          <w:tcPr/>
+          <w:p>
+            <w:pPr>
+              <w:pStyle w:val="Compact"/>
+            </w:pPr>
+            <w:r>
+              <w:t xml:space="preserve">AUC-PR validação</w:t>
+            </w:r>
+          </w:p>
+        </w:tc>
+        <w:tc>
+          <w:tcPr/>
+          <w:p>
+            <w:pPr>
+              <w:pStyle w:val="Compact"/>
+            </w:pPr>
+            <w:r>
+              <w:t xml:space="preserve">0,3936</w:t>
+            </w:r>
+          </w:p>
+        </w:tc>
+        <w:tc>
+          <w:tcPr/>
+          <w:p>
+            <w:pPr>
+              <w:pStyle w:val="Compact"/>
+            </w:pPr>
+            <w:r>
+              <w:t xml:space="preserve">0,4220</w:t>
+            </w:r>
+          </w:p>
+        </w:tc>
+      </w:tr>
+      <w:tr>
+        <w:tc>
+          <w:tcPr/>
+          <w:p>
+            <w:pPr>
+              <w:pStyle w:val="Compact"/>
+            </w:pPr>
+            <w:r>
+              <w:t xml:space="preserve">AUC-PR teste</w:t>
+            </w:r>
+          </w:p>
+        </w:tc>
+        <w:tc>
+          <w:tcPr/>
+          <w:p>
+            <w:pPr>
+              <w:pStyle w:val="Compact"/>
+            </w:pPr>
+            <w:r>
+              <w:t xml:space="preserve">0,1858</w:t>
+            </w:r>
+          </w:p>
+        </w:tc>
+        <w:tc>
+          <w:tcPr/>
+          <w:p>
+            <w:pPr>
+              <w:pStyle w:val="Compact"/>
+            </w:pPr>
+            <w:r>
+              <w:t xml:space="preserve">0,4250</w:t>
+            </w:r>
+          </w:p>
+        </w:tc>
+      </w:tr>
+      <w:tr>
+        <w:tc>
+          <w:tcPr/>
+          <w:p>
+            <w:pPr>
+              <w:pStyle w:val="Compact"/>
+            </w:pPr>
+            <w:r>
+              <w:t xml:space="preserve">Variação</w:t>
+            </w:r>
+          </w:p>
+        </w:tc>
+        <w:tc>
+          <w:tcPr/>
+          <w:p>
+            <w:pPr>
+              <w:pStyle w:val="Compact"/>
+            </w:pPr>
+            <w:r>
+              <w:t xml:space="preserve">−52,8%</w:t>
+            </w:r>
+          </w:p>
+        </w:tc>
+        <w:tc>
+          <w:tcPr/>
+          <w:p>
+            <w:pPr>
+              <w:pStyle w:val="Compact"/>
+            </w:pPr>
+            <w:r>
+              <w:t xml:space="preserve">+0,7%</w:t>
+            </w:r>
+          </w:p>
+        </w:tc>
+      </w:tr>
+    </w:tbl>
+    <w:p>
+      <w:pPr>
+        <w:pStyle w:val="BodyText"/>
+      </w:pPr>
+      <w:r>
+        <w:t xml:space="preserve">A divisão aleatória reporta</w:t>
+      </w:r>
+      <w:r>
+        <w:t xml:space="preserve"> </w:t>
+      </w:r>
+      <w:r>
+        <w:rPr>
+          <w:b/>
+          <w:bCs/>
+        </w:rPr>
+        <w:t xml:space="preserve">2,3 vezes</w:t>
+      </w:r>
+      <w:r>
+        <w:t xml:space="preserve"> </w:t>
+      </w:r>
+      <w:r>
+        <w:t xml:space="preserve">a AUC-PR do corte temporal no teste e</w:t>
+      </w:r>
+      <w:r>
+        <w:t xml:space="preserve"> </w:t>
+      </w:r>
+      <w:r>
+        <w:rPr>
+          <w:b/>
+          <w:bCs/>
+        </w:rPr>
+        <w:t xml:space="preserve">não mostra degradação alguma</w:t>
+      </w:r>
+      <w:r>
+        <w:t xml:space="preserve">: descreveria um modelo estável e cerca de duas vezes melhor do que ele de fato é no período mais recente.</w:t>
+      </w:r>
+    </w:p>
+    <w:p>
+      <w:pPr>
+        <w:pStyle w:val="BodyText"/>
+      </w:pPr>
+      <w:r>
+        <w:t xml:space="preserve">Cabe uma ressalva: a divisão aleatória também coloca transações do mesmo identificador de cartão nos dois lados, além de misturar os períodos. A diferença observada combina os dois efeitos e não pode ser atribuída inteiramente ao tempo; isolá-los exigiria um terceiro experimento, com divisão por grupo, que não foi executado.</w:t>
+      </w:r>
+    </w:p>
+    <w:p>
+      <w:pPr>
+        <w:pStyle w:val="BodyText"/>
+      </w:pPr>
+      <w:r>
+        <w:t xml:space="preserve">O achado indica que um sistema como este exigiria retreino periódico em operação.</w:t>
       </w:r>
     </w:p>
     <w:p>

--- a/reports/entrega_parcial_1.docx
+++ b/reports/entrega_parcial_1.docx
@@ -551,34 +551,10 @@
         <w:pStyle w:val="BodyText"/>
       </w:pPr>
       <w:r>
-        <w:t xml:space="preserve">Detalhamento completo da EDA, incluindo padrão de nulos e correlações, em</w:t>
-      </w:r>
-      <w:r>
-        <w:t xml:space="preserve"> </w:t>
-      </w:r>
-      <w:r>
-        <w:rPr>
-          <w:rStyle w:val="VerbatimChar"/>
-        </w:rPr>
-        <w:t xml:space="preserve">reports/pessoa_2/junho/04_entrega_parcial_eda_features.md</w:t>
-      </w:r>
-      <w:r>
-        <w:t xml:space="preserve"> </w:t>
-      </w:r>
-      <w:r>
-        <w:t xml:space="preserve">e</w:t>
-      </w:r>
-      <w:r>
-        <w:t xml:space="preserve"> </w:t>
-      </w:r>
-      <w:r>
-        <w:rPr>
-          <w:rStyle w:val="VerbatimChar"/>
-        </w:rPr>
-        <w:t xml:space="preserve">reports/eda_summary.txt</w:t>
-      </w:r>
-      <w:r>
-        <w:t xml:space="preserve">.</w:t>
+        <w:rPr>
+          <w:b w:val="0"/>
+        </w:rPr>
+        <w:t>Detalhamento completo da EDA, incluindo padrão de nulos e correlações, em reports/pessoa_2/junho/04_entrega_parcial_eda_features.md. O notebook notebooks/01_eda.ipynb também gera reports/eda_summary.txt localmente; esse arquivo é reproduzível e permanece fora do Git.</w:t>
       </w:r>
     </w:p>
     <w:p>
@@ -1008,12 +984,14 @@
       <w:r>
         <w:rPr>
           <w:b/>
-          <w:bCs/>
-        </w:rPr>
-        <w:t xml:space="preserve">A divisão é temporal, não aleatória</w:t>
-      </w:r>
-      <w:r>
-        <w:t xml:space="preserve">: as transações mais antigas formam o treino, as mais recentes o teste. Em detecção de fraude, só se tem o passado para prever o futuro; um sorteio aleatório permitiria ao modelo aprender padrões de datas posteriores às que ele tenta prever.</w:t>
+        </w:rPr>
+        <w:t xml:space="preserve">A divisão é temporal, não aleatória: </w:t>
+      </w:r>
+      <w:r>
+        <w:rPr>
+          <w:b w:val="0"/>
+        </w:rPr>
+        <w:t>as transações mais antigas formam o treino, as mais recentes o teste. Em detecção de fraude, só se tem o passado para prever o futuro; um sorteio aleatório permitiria ao modelo aprender padrões de datas posteriores às que ele tenta prever. Se a posição nominal de uma fronteira cair dentro de um grupo com o mesmo TransactionDT, o corte avança até a próxima mudança de timestamp. Isso impede que eventos simultâneos sejam separados, tornando as proporções aproximadamente — e não obrigatoriamente exatamente — 70/15/15.</w:t>
       </w:r>
     </w:p>
     <w:p>
@@ -1820,23 +1798,16 @@
         <w:pStyle w:val="FirstParagraph"/>
       </w:pPr>
       <w:r>
-        <w:t xml:space="preserve">O que se degrada é a</w:t>
-      </w:r>
-      <w:r>
-        <w:t xml:space="preserve"> </w:t>
-      </w:r>
-      <w:r>
         <w:rPr>
           <w:b/>
-          <w:bCs/>
-        </w:rPr>
-        <w:t xml:space="preserve">pureza das previsões de maior confiança</w:t>
-      </w:r>
-      <w:r>
-        <w:t xml:space="preserve"> </w:t>
-      </w:r>
-      <w:r>
-        <w:t xml:space="preserve">no período mais recente. Os padrões aprendidos no passado envelhecem.</w:t>
+        </w:rPr>
+        <w:t xml:space="preserve">O que se degrada é a pureza das previsões de maior confiança </w:t>
+      </w:r>
+      <w:r>
+        <w:rPr>
+          <w:b w:val="0"/>
+        </w:rPr>
+        <w:t>no período mais recente. O comportamento é compatível com envelhecimento dos padrões, embora o experimento isolado não identifique sozinho a causa da mudança.</w:t>
       </w:r>
     </w:p>
     <w:p>
@@ -1844,20 +1815,16 @@
         <w:pStyle w:val="BodyText"/>
       </w:pPr>
       <w:r>
-        <w:t xml:space="preserve">Esse resultado</w:t>
-      </w:r>
-      <w:r>
-        <w:t xml:space="preserve"> </w:t>
-      </w:r>
-      <w:r>
         <w:rPr>
           <w:b/>
-          <w:bCs/>
-        </w:rPr>
-        <w:t xml:space="preserve">só é observável por causa da divisão temporal</w:t>
-      </w:r>
-      <w:r>
-        <w:t xml:space="preserve">. Uma divisão aleatória teria misturado os períodos e reportado ~0,39 como desempenho do modelo — errando por um fator de dois. É evidência interna, produzida pelo próprio experimento, para a escolha metodológica adotada, e indica que um sistema como este exigiria retreino periódico em operação.</w:t>
+        </w:rPr>
+        <w:t xml:space="preserve">Esse contraste só é observável porque validação e teste preservam períodos distintos. </w:t>
+      </w:r>
+      <w:r>
+        <w:rPr>
+          <w:b w:val="0"/>
+        </w:rPr>
+        <w:t>Uma divisão aleatória misturaria os períodos e poderia mascarar parte da degradação. Como não foi executado um controle aleatório no dataset completo, não se atribui a ele uma AUC-PR específica. O resultado é evidência interna para a escolha metodológica e indica que um sistema operacional exigiria monitoramento temporal e critérios de retreino.</w:t>
       </w:r>
     </w:p>
     <w:p>

--- a/reports/entrega_parcial_1.docx
+++ b/reports/entrega_parcial_1.docx
@@ -358,40 +358,40 @@
               <w:pStyle w:val="Compact"/>
             </w:pPr>
             <w:r>
-              <w:t xml:space="preserve">0,3934</w:t>
-            </w:r>
-          </w:p>
-        </w:tc>
-        <w:tc>
-          <w:tcPr/>
-          <w:p>
-            <w:pPr>
-              <w:pStyle w:val="Compact"/>
-            </w:pPr>
-            <w:r>
-              <w:t xml:space="preserve">0,3967</w:t>
-            </w:r>
-          </w:p>
-        </w:tc>
-        <w:tc>
-          <w:tcPr/>
-          <w:p>
-            <w:pPr>
-              <w:pStyle w:val="Compact"/>
-            </w:pPr>
-            <w:r>
-              <w:t xml:space="preserve">0,1858</w:t>
-            </w:r>
-          </w:p>
-        </w:tc>
-        <w:tc>
-          <w:tcPr/>
-          <w:p>
-            <w:pPr>
-              <w:pStyle w:val="Compact"/>
-            </w:pPr>
-            <w:r>
-              <w:t xml:space="preserve">0,1840</w:t>
+              <w:t xml:space="preserve">0,3930</w:t>
+            </w:r>
+          </w:p>
+        </w:tc>
+        <w:tc>
+          <w:tcPr/>
+          <w:p>
+            <w:pPr>
+              <w:pStyle w:val="Compact"/>
+            </w:pPr>
+            <w:r>
+              <w:t xml:space="preserve">0,3962</w:t>
+            </w:r>
+          </w:p>
+        </w:tc>
+        <w:tc>
+          <w:tcPr/>
+          <w:p>
+            <w:pPr>
+              <w:pStyle w:val="Compact"/>
+            </w:pPr>
+            <w:r>
+              <w:t xml:space="preserve">0,1850</w:t>
+            </w:r>
+          </w:p>
+        </w:tc>
+        <w:tc>
+          <w:tcPr/>
+          <w:p>
+            <w:pPr>
+              <w:pStyle w:val="Compact"/>
+            </w:pPr>
+            <w:r>
+              <w:t xml:space="preserve">0,1852</w:t>
             </w:r>
           </w:p>
         </w:tc>
@@ -415,40 +415,40 @@
               <w:pStyle w:val="Compact"/>
             </w:pPr>
             <w:r>
-              <w:t xml:space="preserve">0,8414</w:t>
-            </w:r>
-          </w:p>
-        </w:tc>
-        <w:tc>
-          <w:tcPr/>
-          <w:p>
-            <w:pPr>
-              <w:pStyle w:val="Compact"/>
-            </w:pPr>
-            <w:r>
-              <w:t xml:space="preserve">0,8392</w:t>
-            </w:r>
-          </w:p>
-        </w:tc>
-        <w:tc>
-          <w:tcPr/>
-          <w:p>
-            <w:pPr>
-              <w:pStyle w:val="Compact"/>
-            </w:pPr>
-            <w:r>
-              <w:t xml:space="preserve">0,8289</w:t>
-            </w:r>
-          </w:p>
-        </w:tc>
-        <w:tc>
-          <w:tcPr/>
-          <w:p>
-            <w:pPr>
-              <w:pStyle w:val="Compact"/>
-            </w:pPr>
-            <w:r>
-              <w:t xml:space="preserve">0,8234</w:t>
+              <w:t xml:space="preserve">0,8410</w:t>
+            </w:r>
+          </w:p>
+        </w:tc>
+        <w:tc>
+          <w:tcPr/>
+          <w:p>
+            <w:pPr>
+              <w:pStyle w:val="Compact"/>
+            </w:pPr>
+            <w:r>
+              <w:t xml:space="preserve">0,8391</w:t>
+            </w:r>
+          </w:p>
+        </w:tc>
+        <w:tc>
+          <w:tcPr/>
+          <w:p>
+            <w:pPr>
+              <w:pStyle w:val="Compact"/>
+            </w:pPr>
+            <w:r>
+              <w:t xml:space="preserve">0,8286</w:t>
+            </w:r>
+          </w:p>
+        </w:tc>
+        <w:tc>
+          <w:tcPr/>
+          <w:p>
+            <w:pPr>
+              <w:pStyle w:val="Compact"/>
+            </w:pPr>
+            <w:r>
+              <w:t xml:space="preserve">0,8238</w:t>
             </w:r>
           </w:p>
         </w:tc>
@@ -472,7 +472,7 @@
               <w:pStyle w:val="Compact"/>
             </w:pPr>
             <w:r>
-              <w:t xml:space="preserve">0,6785</w:t>
+              <w:t xml:space="preserve">0,6772</w:t>
             </w:r>
           </w:p>
         </w:tc>
@@ -494,18 +494,18 @@
               <w:pStyle w:val="Compact"/>
             </w:pPr>
             <w:r>
-              <w:t xml:space="preserve">0,7032</w:t>
-            </w:r>
-          </w:p>
-        </w:tc>
-        <w:tc>
-          <w:tcPr/>
-          <w:p>
-            <w:pPr>
-              <w:pStyle w:val="Compact"/>
-            </w:pPr>
-            <w:r>
-              <w:t xml:space="preserve">0,7071</w:t>
+              <w:t xml:space="preserve">0,7026</w:t>
+            </w:r>
+          </w:p>
+        </w:tc>
+        <w:tc>
+          <w:tcPr/>
+          <w:p>
+            <w:pPr>
+              <w:pStyle w:val="Compact"/>
+            </w:pPr>
+            <w:r>
+              <w:t xml:space="preserve">0,7078</w:t>
             </w:r>
           </w:p>
         </w:tc>
@@ -529,40 +529,40 @@
               <w:pStyle w:val="Compact"/>
             </w:pPr>
             <w:r>
-              <w:t xml:space="preserve">0,1347</w:t>
-            </w:r>
-          </w:p>
-        </w:tc>
-        <w:tc>
-          <w:tcPr/>
-          <w:p>
-            <w:pPr>
-              <w:pStyle w:val="Compact"/>
-            </w:pPr>
-            <w:r>
-              <w:t xml:space="preserve">0,1316</w:t>
-            </w:r>
-          </w:p>
-        </w:tc>
-        <w:tc>
-          <w:tcPr/>
-          <w:p>
-            <w:pPr>
-              <w:pStyle w:val="Compact"/>
-            </w:pPr>
-            <w:r>
-              <w:t xml:space="preserve">0,1236</w:t>
-            </w:r>
-          </w:p>
-        </w:tc>
-        <w:tc>
-          <w:tcPr/>
-          <w:p>
-            <w:pPr>
-              <w:pStyle w:val="Compact"/>
-            </w:pPr>
-            <w:r>
-              <w:t xml:space="preserve">0,1213</w:t>
+              <w:t xml:space="preserve">0,1350</w:t>
+            </w:r>
+          </w:p>
+        </w:tc>
+        <w:tc>
+          <w:tcPr/>
+          <w:p>
+            <w:pPr>
+              <w:pStyle w:val="Compact"/>
+            </w:pPr>
+            <w:r>
+              <w:t xml:space="preserve">0,1315</w:t>
+            </w:r>
+          </w:p>
+        </w:tc>
+        <w:tc>
+          <w:tcPr/>
+          <w:p>
+            <w:pPr>
+              <w:pStyle w:val="Compact"/>
+            </w:pPr>
+            <w:r>
+              <w:t xml:space="preserve">0,1237</w:t>
+            </w:r>
+          </w:p>
+        </w:tc>
+        <w:tc>
+          <w:tcPr/>
+          <w:p>
+            <w:pPr>
+              <w:pStyle w:val="Compact"/>
+            </w:pPr>
+            <w:r>
+              <w:t xml:space="preserve">0,1216</w:t>
             </w:r>
           </w:p>
         </w:tc>
@@ -580,7 +580,7 @@
         <w:t xml:space="preserve">As duas estratégias empataram</w:t>
       </w:r>
       <w:r>
-        <w:t xml:space="preserve">, na validação e no teste (diferenças de 0,003 e 0,002). O sinal da diferença inclusive se inverte conforme o recorte dos dados. A escolha entre elas será feita por critérios secundários — não fabricar dados sintéticos, não interpolar variáveis categóricas e custo computacional (o SMOTE levou 42 minutos contra 6) — e não por desempenho.</w:t>
+        <w:t xml:space="preserve">, na validação e no teste — diferenças de 0,003 e 0,0002. O vencedor muda de lado conforme o recorte: em uma amostra de 50.000 linhas a ponderação vencia pela mesma ordem de margem. Quando isso acontece, a diferença é ruído.</w:t>
       </w:r>
     </w:p>
     <w:p>
@@ -588,7 +588,66 @@
         <w:pStyle w:val="BodyText"/>
       </w:pPr>
       <w:r>
-        <w:t xml:space="preserve">Em termos operacionais no teste: das 3.083 fraudes o modelo recupera cerca de 2.180, marcando ~18.000 das 88.581 transações como suspeitas. São 20% do total, com 8 de cada 10 acusações sendo alarme falso — comportamento esperado de um baseline linear, e o piso que os modelos de julho precisam superar.</w:t>
+        <w:rPr>
+          <w:b/>
+          <w:bCs/>
+        </w:rPr>
+        <w:t xml:space="preserve">A estratégia adotada é a ponderação de classe</w:t>
+      </w:r>
+      <w:r>
+        <w:t xml:space="preserve">, por critérios declarados antes da avaliação final e registrados em</w:t>
+      </w:r>
+      <w:r>
+        <w:t xml:space="preserve"> </w:t>
+      </w:r>
+      <w:r>
+        <w:rPr>
+          <w:rStyle w:val="VerbatimChar"/>
+        </w:rPr>
+        <w:t xml:space="preserve">reports/anotacoes_metodologia.md</w:t>
+      </w:r>
+      <w:r>
+        <w:t xml:space="preserve">: não fabricar dados sintéticos, não interpolar variáveis categóricas já codificadas, e custo computacional (o SMOTE levou 42 minutos de treino contra 6). O número do SMOTE no teste é reportado por transparência e não participou da escolha — selecionar a estratégia vendo o conjunto de teste o transformaria em mais um conjunto de validação.</w:t>
+      </w:r>
+    </w:p>
+    <w:p>
+      <w:pPr>
+        <w:pStyle w:val="BodyText"/>
+      </w:pPr>
+      <w:r>
+        <w:t xml:space="preserve">Em termos operacionais no teste: das 3.083 fraudes o modelo recupera</w:t>
+      </w:r>
+      <w:r>
+        <w:t xml:space="preserve"> </w:t>
+      </w:r>
+      <w:r>
+        <w:rPr>
+          <w:b/>
+          <w:bCs/>
+        </w:rPr>
+        <w:t xml:space="preserve">2.166</w:t>
+      </w:r>
+      <w:r>
+        <w:t xml:space="preserve"> </w:t>
+      </w:r>
+      <w:r>
+        <w:t xml:space="preserve">e perde 917, marcando</w:t>
+      </w:r>
+      <w:r>
+        <w:t xml:space="preserve"> </w:t>
+      </w:r>
+      <w:r>
+        <w:rPr>
+          <w:b/>
+          <w:bCs/>
+        </w:rPr>
+        <w:t xml:space="preserve">17.513 das 88.581 transações</w:t>
+      </w:r>
+      <w:r>
+        <w:t xml:space="preserve"> </w:t>
+      </w:r>
+      <w:r>
+        <w:t xml:space="preserve">como suspeitas — 19,8% do total, com 8 de cada 10 acusações sendo alarme falso. É o comportamento esperado de um baseline linear, e o piso que os modelos de julho precisam superar.</w:t>
       </w:r>
     </w:p>
     <w:bookmarkEnd w:id="10"/>
@@ -608,11 +667,15 @@
       <w:r>
         <w:rPr>
           <w:b/>
-        </w:rPr>
-        <w:t>A AUC-PR cai pela metade entre validação e teste — de 0,3934 para 0,1858.</w:t>
-      </w:r>
-      <w:r>
-        <w:t xml:space="preserve"> A queda não se explica por desbalanceamento: as taxas base são equivalentes (3,43% e 3,48%), a AUC-ROC quase não se move e o recall até sobe. O que se degrada é a pureza das previsões de maior confiança no período mais recente, comportamento compatível com envelhecimento dos padrões.</w:t>
+          <w:bCs/>
+        </w:rPr>
+        <w:t xml:space="preserve">A AUC-PR cai pela metade entre validação e teste — de 0,3930 para 0,1850.</w:t>
+      </w:r>
+      <w:r>
+        <w:t xml:space="preserve"> </w:t>
+      </w:r>
+      <w:r>
+        <w:t xml:space="preserve">A queda não se explica por desbalanceamento: as taxas base são equivalentes (3,43% e 3,48%), a AUC-ROC quase não se move e o recall até sobe. O que se degrada é a pureza das previsões de maior confiança no período mais recente, comportamento compatível com envelhecimento dos padrões.</w:t>
       </w:r>
     </w:p>
     <w:p>
@@ -620,7 +683,7 @@
         <w:pStyle w:val="BodyText"/>
       </w:pPr>
       <w:r>
-        <w:t>No controle complementar, a diferença entre períodos desapareceu quando as linhas foram misturadas por uma divisão aleatória estratificada. O experimento usou o mesmo modelo e os mesmos dados, mudando apenas a forma de dividir:</w:t>
+        <w:t xml:space="preserve">No controle complementar, a diferença entre períodos desapareceu quando as linhas foram misturadas por uma divisão aleatória estratificada. O experimento usou o mesmo modelo e os mesmos dados, mudando apenas a forma de dividir:</w:t>
       </w:r>
     </w:p>
     <w:tbl>
@@ -688,18 +751,18 @@
               <w:pStyle w:val="Compact"/>
             </w:pPr>
             <w:r>
-              <w:t xml:space="preserve">0,3936</w:t>
-            </w:r>
-          </w:p>
-        </w:tc>
-        <w:tc>
-          <w:tcPr/>
-          <w:p>
-            <w:pPr>
-              <w:pStyle w:val="Compact"/>
-            </w:pPr>
-            <w:r>
-              <w:t xml:space="preserve">0,4220</w:t>
+              <w:t xml:space="preserve">0,3933</w:t>
+            </w:r>
+          </w:p>
+        </w:tc>
+        <w:tc>
+          <w:tcPr/>
+          <w:p>
+            <w:pPr>
+              <w:pStyle w:val="Compact"/>
+            </w:pPr>
+            <w:r>
+              <w:t xml:space="preserve">0,4213</w:t>
             </w:r>
           </w:p>
         </w:tc>
@@ -723,18 +786,18 @@
               <w:pStyle w:val="Compact"/>
             </w:pPr>
             <w:r>
-              <w:t xml:space="preserve">0,1858</w:t>
-            </w:r>
-          </w:p>
-        </w:tc>
-        <w:tc>
-          <w:tcPr/>
-          <w:p>
-            <w:pPr>
-              <w:pStyle w:val="Compact"/>
-            </w:pPr>
-            <w:r>
-              <w:t xml:space="preserve">0,4250</w:t>
+              <w:t xml:space="preserve">0,1860</w:t>
+            </w:r>
+          </w:p>
+        </w:tc>
+        <w:tc>
+          <w:tcPr/>
+          <w:p>
+            <w:pPr>
+              <w:pStyle w:val="Compact"/>
+            </w:pPr>
+            <w:r>
+              <w:t xml:space="preserve">0,4243</w:t>
             </w:r>
           </w:p>
         </w:tc>
@@ -762,7 +825,7 @@
                 <w:b/>
                 <w:bCs/>
               </w:rPr>
-              <w:t xml:space="preserve">−52,8%</w:t>
+              <w:t xml:space="preserve">−52,7%</w:t>
             </w:r>
           </w:p>
         </w:tc>
@@ -824,7 +887,7 @@
         <w:pStyle w:val="BodyText"/>
       </w:pPr>
       <w:r>
-        <w:t>O achado indica que um sistema assim exigiria monitoramento temporal e possivelmente retreino periódico em operação. Ele fornece evidência própria para a justificativa metodológica do Capítulo 3, sem isolar completamente o efeito do tempo do efeito de identificadores compartilhados.</w:t>
+        <w:t xml:space="preserve">O achado indica que um sistema assim exigiria monitoramento temporal e possivelmente retreino periódico em operação. Ele fornece evidência própria para a justificativa metodológica do Capítulo 3, sem isolar completamente o efeito do tempo do efeito de identificadores compartilhados.</w:t>
       </w:r>
     </w:p>
     <w:bookmarkEnd w:id="11"/>
